--- a/OpenVLA_day04_zivid_api.docx
+++ b/OpenVLA_day04_zivid_api.docx
@@ -8,7 +8,15 @@
         <w:jc w:val="center"/>
       </w:pPr>
       <w:r>
-        <w:t>Projet OpenVLA — Jour 04</w:t>
+        <w:t>Projet OpenVLA — Jour 04 — API Zivid MR130</w:t>
+      </w:r>
+    </w:p>
+    <w:p>
+      <w:pPr>
+        <w:jc w:val="center"/>
+      </w:pPr>
+      <w:r>
+        <w:t>Par : Fabrice Kouonang | Date : 20 mai 2026 | Jour : 04</w:t>
       </w:r>
     </w:p>
     <w:p>
@@ -367,17 +375,6 @@
       </w:r>
     </w:p>
     <w:p/>
-    <w:p>
-      <w:r>
-        <w:t>Programmeur : Fabrice Kouonang</w:t>
-        <w:br/>
-        <w:t>Projet : OpenVLA — Stage CCNB-INNOV</w:t>
-        <w:br/>
-        <w:t>Date : 20 mai 2026</w:t>
-        <w:br/>
-        <w:t>Jour : 04</w:t>
-      </w:r>
-    </w:p>
     <w:sectPr>
       <w:pgSz w:w="12240" w:h="15840"/>
       <w:pgMar w:top="1440" w:right="1800" w:bottom="1440" w:left="1800" w:header="720" w:footer="720" w:gutter="0"/>

--- a/OpenVLA_day04_zivid_api.docx
+++ b/OpenVLA_day04_zivid_api.docx
@@ -2,23 +2,125 @@
 <file path=word/document.xml><?xml version="1.0" encoding="utf-8"?>
 <w:document xmlns:wpc="http://schemas.microsoft.com/office/word/2010/wordprocessingCanvas" xmlns:mo="http://schemas.microsoft.com/office/mac/office/2008/main" xmlns:mc="http://schemas.openxmlformats.org/markup-compatibility/2006" xmlns:mv="urn:schemas-microsoft-com:mac:vml" xmlns:o="urn:schemas-microsoft-com:office:office" xmlns:r="http://schemas.openxmlformats.org/officeDocument/2006/relationships" xmlns:m="http://schemas.openxmlformats.org/officeDocument/2006/math" xmlns:v="urn:schemas-microsoft-com:vml" xmlns:wp14="http://schemas.microsoft.com/office/word/2010/wordprocessingDrawing" xmlns:wp="http://schemas.openxmlformats.org/drawingml/2006/wordprocessingDrawing" xmlns:w10="urn:schemas-microsoft-com:office:word" xmlns:w="http://schemas.openxmlformats.org/wordprocessingml/2006/main" xmlns:w14="http://schemas.microsoft.com/office/word/2010/wordml" xmlns:wpg="http://schemas.microsoft.com/office/word/2010/wordprocessingGroup" xmlns:wpi="http://schemas.microsoft.com/office/word/2010/wordprocessingInk" xmlns:wne="http://schemas.microsoft.com/office/word/2006/wordml" xmlns:wps="http://schemas.microsoft.com/office/word/2010/wordprocessingShape" mc:Ignorable="w14 wp14">
   <w:body>
-    <w:p>
-      <w:pPr>
-        <w:pStyle w:val="Title"/>
-        <w:jc w:val="center"/>
-      </w:pPr>
-      <w:r>
-        <w:t>Projet OpenVLA — Jour 04 — API Zivid MR130</w:t>
-      </w:r>
-    </w:p>
-    <w:p>
-      <w:pPr>
-        <w:jc w:val="center"/>
-      </w:pPr>
-      <w:r>
-        <w:t>Par : Fabrice Kouonang | Date : 20 mai 2026 | Jour : 04</w:t>
-      </w:r>
-    </w:p>
+    <w:tbl>
+      <w:tblPr>
+        <w:tblW w:type="auto" w:w="0"/>
+        <w:tblLook w:firstColumn="1" w:firstRow="1" w:lastColumn="0" w:lastRow="0" w:noHBand="0" w:noVBand="1" w:val="04A0"/>
+        <w:tblBorders>
+          <w:top w:val="nil"/>
+          <w:left w:val="nil"/>
+          <w:bottom w:val="nil"/>
+          <w:right w:val="nil"/>
+          <w:insideH w:val="nil"/>
+          <w:insideV w:val="nil"/>
+        </w:tblBorders>
+      </w:tblPr>
+      <w:tblGrid>
+        <w:gridCol w:w="4320"/>
+        <w:gridCol w:w="4320"/>
+      </w:tblGrid>
+      <w:tr>
+        <w:tc>
+          <w:tcPr>
+            <w:tcW w:type="dxa" w:w="4320"/>
+            <w:tcMar>
+              <w:left w:w="0" w:type="dxa"/>
+              <w:right w:w="120" w:type="dxa"/>
+            </w:tcMar>
+          </w:tcPr>
+          <w:p>
+            <w:pPr>
+              <w:jc w:val="center"/>
+            </w:pPr>
+            <w:r>
+              <w:drawing>
+                <wp:inline xmlns:a="http://schemas.openxmlformats.org/drawingml/2006/main" xmlns:pic="http://schemas.openxmlformats.org/drawingml/2006/picture">
+                  <wp:extent cx="1051560" cy="1051560"/>
+                  <wp:docPr id="1" name="Picture 1"/>
+                  <wp:cNvGraphicFramePr>
+                    <a:graphicFrameLocks noChangeAspect="1"/>
+                  </wp:cNvGraphicFramePr>
+                  <a:graphic>
+                    <a:graphicData uri="http://schemas.openxmlformats.org/drawingml/2006/picture">
+                      <pic:pic>
+                        <pic:nvPicPr>
+                          <pic:cNvPr id="0" name="ccnb_innov_logo_circle.png"/>
+                          <pic:cNvPicPr/>
+                        </pic:nvPicPr>
+                        <pic:blipFill>
+                          <a:blip r:embed="rId9"/>
+                          <a:stretch>
+                            <a:fillRect/>
+                          </a:stretch>
+                        </pic:blipFill>
+                        <pic:spPr>
+                          <a:xfrm>
+                            <a:off x="0" y="0"/>
+                            <a:ext cx="1051560" cy="1051560"/>
+                          </a:xfrm>
+                          <a:prstGeom prst="rect"/>
+                        </pic:spPr>
+                      </pic:pic>
+                    </a:graphicData>
+                  </a:graphic>
+                </wp:inline>
+              </w:drawing>
+            </w:r>
+          </w:p>
+        </w:tc>
+        <w:tc>
+          <w:tcPr>
+            <w:tcW w:type="dxa" w:w="4320"/>
+            <w:tcMar>
+              <w:left w:w="120" w:type="dxa"/>
+              <w:right w:w="0" w:type="dxa"/>
+            </w:tcMar>
+          </w:tcPr>
+          <w:p>
+            <w:r>
+              <w:rPr>
+                <w:b/>
+                <w:sz w:val="28"/>
+              </w:rPr>
+              <w:t>Projet OpenVLA — Jour 04 — API Zivid MR130</w:t>
+            </w:r>
+          </w:p>
+          <w:p>
+            <w:r>
+              <w:rPr>
+                <w:sz w:val="22"/>
+              </w:rPr>
+              <w:t>Par : Fabrice Kouonang</w:t>
+            </w:r>
+          </w:p>
+          <w:p>
+            <w:r>
+              <w:rPr>
+                <w:sz w:val="20"/>
+              </w:rPr>
+              <w:t>————————————————————————————</w:t>
+            </w:r>
+          </w:p>
+          <w:p>
+            <w:r>
+              <w:rPr>
+                <w:sz w:val="22"/>
+              </w:rPr>
+              <w:t>Superviseur direct : Guillaume Batungwanayo</w:t>
+            </w:r>
+          </w:p>
+          <w:p>
+            <w:r>
+              <w:rPr>
+                <w:sz w:val="20"/>
+              </w:rPr>
+              <w:t>Date : 20 mai 2026 | Jour : 04</w:t>
+            </w:r>
+          </w:p>
+        </w:tc>
+      </w:tr>
+    </w:tbl>
+    <w:p/>
     <w:p>
       <w:pPr>
         <w:pStyle w:val="Heading1"/>

--- a/OpenVLA_day04_zivid_api.docx
+++ b/OpenVLA_day04_zivid_api.docx
@@ -2,125 +2,110 @@
 <file path=word/document.xml><?xml version="1.0" encoding="utf-8"?>
 <w:document xmlns:wpc="http://schemas.microsoft.com/office/word/2010/wordprocessingCanvas" xmlns:mo="http://schemas.microsoft.com/office/mac/office/2008/main" xmlns:mc="http://schemas.openxmlformats.org/markup-compatibility/2006" xmlns:mv="urn:schemas-microsoft-com:mac:vml" xmlns:o="urn:schemas-microsoft-com:office:office" xmlns:r="http://schemas.openxmlformats.org/officeDocument/2006/relationships" xmlns:m="http://schemas.openxmlformats.org/officeDocument/2006/math" xmlns:v="urn:schemas-microsoft-com:vml" xmlns:wp14="http://schemas.microsoft.com/office/word/2010/wordprocessingDrawing" xmlns:wp="http://schemas.openxmlformats.org/drawingml/2006/wordprocessingDrawing" xmlns:w10="urn:schemas-microsoft-com:office:word" xmlns:w="http://schemas.openxmlformats.org/wordprocessingml/2006/main" xmlns:w14="http://schemas.microsoft.com/office/word/2010/wordml" xmlns:wpg="http://schemas.microsoft.com/office/word/2010/wordprocessingGroup" xmlns:wpi="http://schemas.microsoft.com/office/word/2010/wordprocessingInk" xmlns:wne="http://schemas.microsoft.com/office/word/2006/wordml" xmlns:wps="http://schemas.microsoft.com/office/word/2010/wordprocessingShape" mc:Ignorable="w14 wp14">
   <w:body>
-    <w:tbl>
-      <w:tblPr>
-        <w:tblW w:type="auto" w:w="0"/>
-        <w:tblLook w:firstColumn="1" w:firstRow="1" w:lastColumn="0" w:lastRow="0" w:noHBand="0" w:noVBand="1" w:val="04A0"/>
-        <w:tblBorders>
-          <w:top w:val="nil"/>
-          <w:left w:val="nil"/>
-          <w:bottom w:val="nil"/>
-          <w:right w:val="nil"/>
-          <w:insideH w:val="nil"/>
-          <w:insideV w:val="nil"/>
-        </w:tblBorders>
-      </w:tblPr>
-      <w:tblGrid>
-        <w:gridCol w:w="4320"/>
-        <w:gridCol w:w="4320"/>
-      </w:tblGrid>
-      <w:tr>
-        <w:tc>
-          <w:tcPr>
-            <w:tcW w:type="dxa" w:w="4320"/>
-            <w:tcMar>
-              <w:left w:w="0" w:type="dxa"/>
-              <w:right w:w="120" w:type="dxa"/>
-            </w:tcMar>
-          </w:tcPr>
-          <w:p>
-            <w:pPr>
-              <w:jc w:val="center"/>
-            </w:pPr>
-            <w:r>
-              <w:drawing>
-                <wp:inline xmlns:a="http://schemas.openxmlformats.org/drawingml/2006/main" xmlns:pic="http://schemas.openxmlformats.org/drawingml/2006/picture">
-                  <wp:extent cx="1051560" cy="1051560"/>
-                  <wp:docPr id="1" name="Picture 1"/>
-                  <wp:cNvGraphicFramePr>
-                    <a:graphicFrameLocks noChangeAspect="1"/>
-                  </wp:cNvGraphicFramePr>
-                  <a:graphic>
-                    <a:graphicData uri="http://schemas.openxmlformats.org/drawingml/2006/picture">
-                      <pic:pic>
-                        <pic:nvPicPr>
-                          <pic:cNvPr id="0" name="ccnb_innov_logo_circle.png"/>
-                          <pic:cNvPicPr/>
-                        </pic:nvPicPr>
-                        <pic:blipFill>
-                          <a:blip r:embed="rId9"/>
-                          <a:stretch>
-                            <a:fillRect/>
-                          </a:stretch>
-                        </pic:blipFill>
-                        <pic:spPr>
-                          <a:xfrm>
-                            <a:off x="0" y="0"/>
-                            <a:ext cx="1051560" cy="1051560"/>
-                          </a:xfrm>
-                          <a:prstGeom prst="rect"/>
-                        </pic:spPr>
-                      </pic:pic>
-                    </a:graphicData>
-                  </a:graphic>
-                </wp:inline>
-              </w:drawing>
-            </w:r>
-          </w:p>
-        </w:tc>
-        <w:tc>
-          <w:tcPr>
-            <w:tcW w:type="dxa" w:w="4320"/>
-            <w:tcMar>
-              <w:left w:w="120" w:type="dxa"/>
-              <w:right w:w="0" w:type="dxa"/>
-            </w:tcMar>
-          </w:tcPr>
-          <w:p>
-            <w:r>
-              <w:rPr>
-                <w:b/>
-                <w:sz w:val="28"/>
-              </w:rPr>
-              <w:t>Projet OpenVLA — Jour 04 — API Zivid MR130</w:t>
-            </w:r>
-          </w:p>
-          <w:p>
-            <w:r>
-              <w:rPr>
-                <w:sz w:val="22"/>
-              </w:rPr>
-              <w:t>Par : Fabrice Kouonang</w:t>
-            </w:r>
-          </w:p>
-          <w:p>
-            <w:r>
-              <w:rPr>
-                <w:sz w:val="20"/>
-              </w:rPr>
-              <w:t>————————————————————————————</w:t>
-            </w:r>
-          </w:p>
-          <w:p>
-            <w:r>
-              <w:rPr>
-                <w:sz w:val="22"/>
-              </w:rPr>
-              <w:t>Superviseur direct : Guillaume Batungwanayo</w:t>
-            </w:r>
-          </w:p>
-          <w:p>
-            <w:r>
-              <w:rPr>
-                <w:sz w:val="20"/>
-              </w:rPr>
-              <w:t>Date : 20 mai 2026 | Jour : 04</w:t>
-            </w:r>
-          </w:p>
-        </w:tc>
-      </w:tr>
-    </w:tbl>
-    <w:p/>
+    <w:p>
+      <w:pPr>
+        <w:jc w:val="center"/>
+      </w:pPr>
+      <w:r>
+        <w:drawing>
+          <wp:inline xmlns:a="http://schemas.openxmlformats.org/drawingml/2006/main" xmlns:pic="http://schemas.openxmlformats.org/drawingml/2006/picture">
+            <wp:extent cx="2560320" cy="1005106"/>
+            <wp:docPr id="1" name="Picture 1"/>
+            <wp:cNvGraphicFramePr>
+              <a:graphicFrameLocks noChangeAspect="1"/>
+            </wp:cNvGraphicFramePr>
+            <a:graphic>
+              <a:graphicData uri="http://schemas.openxmlformats.org/drawingml/2006/picture">
+                <pic:pic>
+                  <pic:nvPicPr>
+                    <pic:cNvPr id="0" name="ccnb_innov_logo.jpeg"/>
+                    <pic:cNvPicPr/>
+                  </pic:nvPicPr>
+                  <pic:blipFill>
+                    <a:blip r:embed="rId10"/>
+                    <a:stretch>
+                      <a:fillRect/>
+                    </a:stretch>
+                  </pic:blipFill>
+                  <pic:spPr>
+                    <a:xfrm>
+                      <a:off x="0" y="0"/>
+                      <a:ext cx="2560320" cy="1005106"/>
+                    </a:xfrm>
+                    <a:prstGeom prst="rect"/>
+                  </pic:spPr>
+                </pic:pic>
+              </a:graphicData>
+            </a:graphic>
+          </wp:inline>
+        </w:drawing>
+      </w:r>
+    </w:p>
+    <w:p>
+      <w:pPr>
+        <w:jc w:val="center"/>
+      </w:pPr>
+      <w:r>
+        <w:rPr>
+          <w:b/>
+          <w:sz w:val="28"/>
+        </w:rPr>
+        <w:t>Projet OpenVLA — Jour 04 — API Zivid MR130</w:t>
+      </w:r>
+    </w:p>
+    <w:p>
+      <w:pPr>
+        <w:jc w:val="center"/>
+      </w:pPr>
+      <w:r>
+        <w:rPr>
+          <w:b w:val="0"/>
+          <w:sz w:val="22"/>
+        </w:rPr>
+        <w:t>Par : Fabrice Kouonang</w:t>
+      </w:r>
+    </w:p>
+    <w:p>
+      <w:pPr>
+        <w:jc w:val="center"/>
+      </w:pPr>
+      <w:r>
+        <w:rPr>
+          <w:b w:val="0"/>
+          <w:sz w:val="20"/>
+        </w:rPr>
+        <w:t>————————————————————————————</w:t>
+      </w:r>
+    </w:p>
+    <w:p>
+      <w:pPr>
+        <w:jc w:val="center"/>
+      </w:pPr>
+      <w:r>
+        <w:rPr>
+          <w:b w:val="0"/>
+          <w:sz w:val="22"/>
+        </w:rPr>
+        <w:t>Superviseur direct : Guillaume Batungwanayo</w:t>
+      </w:r>
+    </w:p>
+    <w:p>
+      <w:pPr>
+        <w:jc w:val="center"/>
+      </w:pPr>
+      <w:r>
+        <w:rPr>
+          <w:b w:val="0"/>
+          <w:sz w:val="20"/>
+        </w:rPr>
+        <w:t>Date : 20 mai 2026 | Jour : 04</w:t>
+      </w:r>
+    </w:p>
+    <w:p>
+      <w:pPr>
+        <w:jc w:val="center"/>
+      </w:pPr>
+    </w:p>
     <w:p>
       <w:pPr>
         <w:pStyle w:val="Heading1"/>
